--- a/tests/testdata/excel/Word/変更履歴.docx
+++ b/tests/testdata/excel/Word/変更履歴.docx
@@ -6,7 +6,7 @@
       <w:r>
         <w:t>TC20-R01 変更履歴のある文書。</w:t>
       </w:r>
-      <w:del w:id="0" w:author="test" w:date="2026-09-20T07:35:00Z" w16du:dateUtc="2026-09-19T22:35:00Z">
+      <w:del w:id="0" w:author="test" w:date="2026-09-20T09:30:00Z" w16du:dateUtc="2026-09-20T00:30:00Z">
         <w:r>
           <w:delText>TC20 削除された文字列。</w:delText>
         </w:r>
@@ -18,10 +18,10 @@
     <w:p>
       <w:pPr>
         <w:rPr>
-          <w:ins w:id="1" w:author="test" w:date="2026-09-20T07:35:00Z" w16du:dateUtc="2026-09-19T22:35:00Z"/>
+          <w:ins w:id="1" w:author="test" w:date="2026-09-20T09:30:00Z" w16du:dateUtc="2026-09-20T00:30:00Z"/>
         </w:rPr>
       </w:pPr>
-      <w:ins w:id="2" w:author="test" w:date="2026-09-20T07:35:00Z" w16du:dateUtc="2026-09-19T22:35:00Z">
+      <w:ins w:id="2" w:author="test" w:date="2026-09-20T09:30:00Z" w16du:dateUtc="2026-09-20T00:30:00Z">
         <w:r>
           <w:t>TC20-R02 変更履歴で追加された段落</w:t>
         </w:r>
@@ -453,7 +453,7 @@
     <w:link w:val="10"/>
     <w:uiPriority w:val="9"/>
     <w:qFormat/>
-    <w:rsid w:val="0082707D"/>
+    <w:rsid w:val="005B3679"/>
     <w:pPr>
       <w:keepNext/>
       <w:keepLines/>
@@ -476,7 +476,7 @@
     <w:semiHidden/>
     <w:unhideWhenUsed/>
     <w:qFormat/>
-    <w:rsid w:val="0082707D"/>
+    <w:rsid w:val="005B3679"/>
     <w:pPr>
       <w:keepNext/>
       <w:keepLines/>
@@ -499,7 +499,7 @@
     <w:semiHidden/>
     <w:unhideWhenUsed/>
     <w:qFormat/>
-    <w:rsid w:val="0082707D"/>
+    <w:rsid w:val="005B3679"/>
     <w:pPr>
       <w:keepNext/>
       <w:keepLines/>
@@ -521,7 +521,7 @@
     <w:semiHidden/>
     <w:unhideWhenUsed/>
     <w:qFormat/>
-    <w:rsid w:val="0082707D"/>
+    <w:rsid w:val="005B3679"/>
     <w:pPr>
       <w:keepNext/>
       <w:keepLines/>
@@ -542,7 +542,7 @@
     <w:semiHidden/>
     <w:unhideWhenUsed/>
     <w:qFormat/>
-    <w:rsid w:val="0082707D"/>
+    <w:rsid w:val="005B3679"/>
     <w:pPr>
       <w:keepNext/>
       <w:keepLines/>
@@ -564,7 +564,7 @@
     <w:semiHidden/>
     <w:unhideWhenUsed/>
     <w:qFormat/>
-    <w:rsid w:val="0082707D"/>
+    <w:rsid w:val="005B3679"/>
     <w:pPr>
       <w:keepNext/>
       <w:keepLines/>
@@ -586,7 +586,7 @@
     <w:semiHidden/>
     <w:unhideWhenUsed/>
     <w:qFormat/>
-    <w:rsid w:val="0082707D"/>
+    <w:rsid w:val="005B3679"/>
     <w:pPr>
       <w:keepNext/>
       <w:keepLines/>
@@ -608,7 +608,7 @@
     <w:semiHidden/>
     <w:unhideWhenUsed/>
     <w:qFormat/>
-    <w:rsid w:val="0082707D"/>
+    <w:rsid w:val="005B3679"/>
     <w:pPr>
       <w:keepNext/>
       <w:keepLines/>
@@ -630,7 +630,7 @@
     <w:semiHidden/>
     <w:unhideWhenUsed/>
     <w:qFormat/>
-    <w:rsid w:val="0082707D"/>
+    <w:rsid w:val="005B3679"/>
     <w:pPr>
       <w:keepNext/>
       <w:keepLines/>
@@ -675,7 +675,7 @@
     <w:basedOn w:val="a0"/>
     <w:link w:val="1"/>
     <w:uiPriority w:val="9"/>
-    <w:rsid w:val="0082707D"/>
+    <w:rsid w:val="005B3679"/>
     <w:rPr>
       <w:rFonts w:asciiTheme="majorHAnsi" w:eastAsiaTheme="majorEastAsia" w:hAnsiTheme="majorHAnsi" w:cstheme="majorBidi"/>
       <w:color w:val="000000" w:themeColor="text1"/>
@@ -689,7 +689,7 @@
     <w:link w:val="2"/>
     <w:uiPriority w:val="9"/>
     <w:semiHidden/>
-    <w:rsid w:val="0082707D"/>
+    <w:rsid w:val="005B3679"/>
     <w:rPr>
       <w:rFonts w:asciiTheme="majorHAnsi" w:eastAsiaTheme="majorEastAsia" w:hAnsiTheme="majorHAnsi" w:cstheme="majorBidi"/>
       <w:color w:val="000000" w:themeColor="text1"/>
@@ -703,7 +703,7 @@
     <w:link w:val="3"/>
     <w:uiPriority w:val="9"/>
     <w:semiHidden/>
-    <w:rsid w:val="0082707D"/>
+    <w:rsid w:val="005B3679"/>
     <w:rPr>
       <w:rFonts w:asciiTheme="majorHAnsi" w:eastAsiaTheme="majorEastAsia" w:hAnsiTheme="majorHAnsi" w:cstheme="majorBidi"/>
       <w:color w:val="000000" w:themeColor="text1"/>
@@ -716,7 +716,7 @@
     <w:link w:val="4"/>
     <w:uiPriority w:val="9"/>
     <w:semiHidden/>
-    <w:rsid w:val="0082707D"/>
+    <w:rsid w:val="005B3679"/>
     <w:rPr>
       <w:rFonts w:asciiTheme="majorHAnsi" w:eastAsiaTheme="majorEastAsia" w:hAnsiTheme="majorHAnsi" w:cstheme="majorBidi"/>
       <w:color w:val="000000" w:themeColor="text1"/>
@@ -728,7 +728,7 @@
     <w:link w:val="5"/>
     <w:uiPriority w:val="9"/>
     <w:semiHidden/>
-    <w:rsid w:val="0082707D"/>
+    <w:rsid w:val="005B3679"/>
     <w:rPr>
       <w:rFonts w:asciiTheme="majorHAnsi" w:eastAsiaTheme="majorEastAsia" w:hAnsiTheme="majorHAnsi" w:cstheme="majorBidi"/>
       <w:color w:val="000000" w:themeColor="text1"/>
@@ -740,7 +740,7 @@
     <w:link w:val="6"/>
     <w:uiPriority w:val="9"/>
     <w:semiHidden/>
-    <w:rsid w:val="0082707D"/>
+    <w:rsid w:val="005B3679"/>
     <w:rPr>
       <w:rFonts w:asciiTheme="majorHAnsi" w:eastAsiaTheme="majorEastAsia" w:hAnsiTheme="majorHAnsi" w:cstheme="majorBidi"/>
       <w:color w:val="000000" w:themeColor="text1"/>
@@ -752,7 +752,7 @@
     <w:link w:val="7"/>
     <w:uiPriority w:val="9"/>
     <w:semiHidden/>
-    <w:rsid w:val="0082707D"/>
+    <w:rsid w:val="005B3679"/>
     <w:rPr>
       <w:rFonts w:asciiTheme="majorHAnsi" w:eastAsiaTheme="majorEastAsia" w:hAnsiTheme="majorHAnsi" w:cstheme="majorBidi"/>
       <w:color w:val="000000" w:themeColor="text1"/>
@@ -764,7 +764,7 @@
     <w:link w:val="8"/>
     <w:uiPriority w:val="9"/>
     <w:semiHidden/>
-    <w:rsid w:val="0082707D"/>
+    <w:rsid w:val="005B3679"/>
     <w:rPr>
       <w:rFonts w:asciiTheme="majorHAnsi" w:eastAsiaTheme="majorEastAsia" w:hAnsiTheme="majorHAnsi" w:cstheme="majorBidi"/>
       <w:color w:val="000000" w:themeColor="text1"/>
@@ -776,7 +776,7 @@
     <w:link w:val="9"/>
     <w:uiPriority w:val="9"/>
     <w:semiHidden/>
-    <w:rsid w:val="0082707D"/>
+    <w:rsid w:val="005B3679"/>
     <w:rPr>
       <w:rFonts w:asciiTheme="majorHAnsi" w:eastAsiaTheme="majorEastAsia" w:hAnsiTheme="majorHAnsi" w:cstheme="majorBidi"/>
       <w:color w:val="000000" w:themeColor="text1"/>
@@ -789,7 +789,7 @@
     <w:link w:val="a4"/>
     <w:uiPriority w:val="10"/>
     <w:qFormat/>
-    <w:rsid w:val="0082707D"/>
+    <w:rsid w:val="005B3679"/>
     <w:pPr>
       <w:spacing w:after="80"/>
       <w:contextualSpacing/>
@@ -808,7 +808,7 @@
     <w:basedOn w:val="a0"/>
     <w:link w:val="a3"/>
     <w:uiPriority w:val="10"/>
-    <w:rsid w:val="0082707D"/>
+    <w:rsid w:val="005B3679"/>
     <w:rPr>
       <w:rFonts w:asciiTheme="majorHAnsi" w:eastAsiaTheme="majorEastAsia" w:hAnsiTheme="majorHAnsi" w:cstheme="majorBidi"/>
       <w:spacing w:val="-10"/>
@@ -824,7 +824,7 @@
     <w:link w:val="a6"/>
     <w:uiPriority w:val="11"/>
     <w:qFormat/>
-    <w:rsid w:val="0082707D"/>
+    <w:rsid w:val="005B3679"/>
     <w:pPr>
       <w:numPr>
         <w:ilvl w:val="1"/>
@@ -845,7 +845,7 @@
     <w:basedOn w:val="a0"/>
     <w:link w:val="a5"/>
     <w:uiPriority w:val="11"/>
-    <w:rsid w:val="0082707D"/>
+    <w:rsid w:val="005B3679"/>
     <w:rPr>
       <w:rFonts w:asciiTheme="majorHAnsi" w:eastAsiaTheme="majorEastAsia" w:hAnsiTheme="majorHAnsi" w:cstheme="majorBidi"/>
       <w:color w:val="595959" w:themeColor="text1" w:themeTint="A6"/>
@@ -861,7 +861,7 @@
     <w:link w:val="a8"/>
     <w:uiPriority w:val="29"/>
     <w:qFormat/>
-    <w:rsid w:val="0082707D"/>
+    <w:rsid w:val="005B3679"/>
     <w:pPr>
       <w:spacing w:before="160" w:after="160"/>
       <w:jc w:val="center"/>
@@ -877,7 +877,7 @@
     <w:basedOn w:val="a0"/>
     <w:link w:val="a7"/>
     <w:uiPriority w:val="29"/>
-    <w:rsid w:val="0082707D"/>
+    <w:rsid w:val="005B3679"/>
     <w:rPr>
       <w:i/>
       <w:iCs/>
@@ -889,7 +889,7 @@
     <w:basedOn w:val="a"/>
     <w:uiPriority w:val="34"/>
     <w:qFormat/>
-    <w:rsid w:val="0082707D"/>
+    <w:rsid w:val="005B3679"/>
     <w:pPr>
       <w:ind w:left="720"/>
       <w:contextualSpacing/>
@@ -900,7 +900,7 @@
     <w:basedOn w:val="a0"/>
     <w:uiPriority w:val="21"/>
     <w:qFormat/>
-    <w:rsid w:val="0082707D"/>
+    <w:rsid w:val="005B3679"/>
     <w:rPr>
       <w:i/>
       <w:iCs/>
@@ -914,7 +914,7 @@
     <w:link w:val="23"/>
     <w:uiPriority w:val="30"/>
     <w:qFormat/>
-    <w:rsid w:val="0082707D"/>
+    <w:rsid w:val="005B3679"/>
     <w:pPr>
       <w:pBdr>
         <w:top w:val="single" w:sz="4" w:space="10" w:color="0F4761" w:themeColor="accent1" w:themeShade="BF"/>
@@ -935,7 +935,7 @@
     <w:basedOn w:val="a0"/>
     <w:link w:val="22"/>
     <w:uiPriority w:val="30"/>
-    <w:rsid w:val="0082707D"/>
+    <w:rsid w:val="005B3679"/>
     <w:rPr>
       <w:i/>
       <w:iCs/>
@@ -947,7 +947,7 @@
     <w:basedOn w:val="a0"/>
     <w:uiPriority w:val="32"/>
     <w:qFormat/>
-    <w:rsid w:val="0082707D"/>
+    <w:rsid w:val="005B3679"/>
     <w:rPr>
       <w:b/>
       <w:bCs/>
@@ -961,7 +961,7 @@
     <w:hidden/>
     <w:uiPriority w:val="99"/>
     <w:semiHidden/>
-    <w:rsid w:val="0082707D"/>
+    <w:rsid w:val="005B3679"/>
   </w:style>
 </w:styles>
 </file>
